--- a/filled_docs/individual_task/bachelors/piikn/fourth_year_students/8th_semester/Авдеев_Виталий_Сергеевич_Прил 1_ИЗ на практику_Бакалавриат_ПИиКН_8 семестр.docx
+++ b/filled_docs/individual_task/bachelors/piikn/fourth_year_students/8th_semester/Авдеев_Виталий_Сергеевич_Прил 1_ИЗ на практику_Бакалавриат_ПИиКН_8 семестр.docx
@@ -790,7 +790,6 @@
         </w:rPr>
         <w:t xml:space="preserve">: </w:t>
       </w:r>
-      <w:proofErr w:type="spellStart"/>
       <w:r>
         <w:rPr>
           <w:rFonts w:ascii="Times New Roman" w:eastAsia="Times New Roman" w:hAnsi="Times New Roman" w:cs="Times New Roman"/>
@@ -798,9 +797,10 @@
           <w:szCs w:val="24"/>
           <w:u w:val="single"/>
         </w:rPr>
-        <w:t>темаВКР</w:t>
-      </w:r>
-      <w:proofErr w:type="spellEnd"/>
+        <w:t>анализ ауаууу</w:t>
+      </w:r>
+      <w:bookmarkStart w:id="1" w:name="_GoBack"/>
+      <w:bookmarkEnd w:id="1"/>
     </w:p>
     <w:p>
       <w:pPr>
@@ -813,8 +813,8 @@
           <w:szCs w:val="24"/>
         </w:rPr>
       </w:pPr>
-      <w:bookmarkStart w:id="1" w:name="_heading=h.30j0zll" w:colFirst="0" w:colLast="0"/>
-      <w:bookmarkEnd w:id="1"/>
+      <w:bookmarkStart w:id="2" w:name="_heading=h.30j0zll" w:colFirst="0" w:colLast="0"/>
+      <w:bookmarkEnd w:id="2"/>
       <w:r>
         <w:rPr>
           <w:rFonts w:ascii="Times New Roman" w:eastAsia="Times New Roman" w:hAnsi="Times New Roman" w:cs="Times New Roman"/>
@@ -6325,8 +6325,6 @@
           <w:rFonts w:ascii="Times New Roman" w:eastAsia="Times New Roman" w:hAnsi="Times New Roman" w:cs="Times New Roman"/>
         </w:rPr>
       </w:pPr>
-      <w:bookmarkStart w:id="2" w:name="_GoBack"/>
-      <w:bookmarkEnd w:id="2"/>
     </w:p>
     <w:p>
       <w:pPr>
@@ -7680,7 +7678,7 @@
 </file>
 
 <file path=customXml/itemProps2.xml><?xml version="1.0" encoding="utf-8"?>
-<ds:datastoreItem xmlns:ds="http://schemas.openxmlformats.org/officeDocument/2006/customXml" ds:itemID="{84E3C80F-114D-4A45-847F-38264481130C}">
+<ds:datastoreItem xmlns:ds="http://schemas.openxmlformats.org/officeDocument/2006/customXml" ds:itemID="{DE0F837D-5B60-40DC-BF41-E098B76539E9}">
   <ds:schemaRefs>
     <ds:schemaRef ds:uri="http://schemas.openxmlformats.org/officeDocument/2006/bibliography"/>
   </ds:schemaRefs>
